--- a/document_templates/russian_library/Исковые_заявления/Семейные_споры/шаблон_Исковое_заявление_по_алиментам_на_ребёнка_С_представителем_.docx
+++ b/document_templates/russian_library/Исковые_заявления/Семейные_споры/шаблон_Исковое_заявление_по_алиментам_на_ребёнка_С_представителем_.docx
@@ -27,7 +27,7 @@
           <w:sz w:val="24"/>
           <w:szCs w:val="24"/>
         </w:rPr>
-        <w:t xml:space="preserve">{{ w_t_w_r_w_prooferr_w_type_spellstart_w_r_w_rsidr_007559e7_w_rpr_w_rfonts_w_ascii_times_new_roman_w_hansi_times_new_roman_w_cs_times_new_roman_w_sz_w_val_24_w_szcs_w_val_24_w_lang_w_val_en_us_w_rpr_w_t_court_name_w_t_w_r_w_prooferr_w_type_spellend_w_r_w_rsidr_007559e7_w_rpr_w_rfonts_w_ascii_times_new_roman_w_hansi_times_new_roman_w_cs_times_new_roman_w_sz_w_val_24_w_szcs_w_val_24_w_lang_w_val_en_us_w_rpr_w_t_xml_space_preserve }}</w:t>
+        <w:t xml:space="preserve">{{ court_name }}</w:t>
       </w:r>
     </w:p>
     <w:p>
@@ -41,15 +41,14 @@
           <w:lang w:val="en-US"/>
         </w:rPr>
       </w:pPr>
-      <w:proofErr w:type="gramStart"/>
-      <w:r>
-        <w:rPr>
-          <w:rFonts w:ascii="Times New Roman" w:hAnsi="Times New Roman" w:cs="Times New Roman"/>
-          <w:sz w:val="24"/>
-          <w:szCs w:val="24"/>
-          <w:lang w:val="en-US"/>
-        </w:rPr>
-        <w:t xml:space="preserve">{{ w_t_w_r_w_prooferr_w_type_spellstart_w_r_w_rpr_w_rfonts_w_ascii_times_new_roman_w_hansi_times_new_roman_w_cs_times_new_roman_w_sz_w_val_24_w_szcs_w_val_24_w_lang_w_val_en_us_w_rpr_w_t_court_w_t_w_r_w_prooferr_w_type_gramend_w_r_w_rsidrpr_0082303f_w_rpr_w_rfonts_w_ascii_times_new_roman_w_hansi_times_new_roman_w_cs_times_new_roman_w_sz_w_val_24_w_szcs_w_val_24_w_lang_w_val_en_us_w_rpr_w_t_w_t_w_r_w_r_w_rpr_w_rfonts_w_ascii_times_new_roman_w_hansi_times_new_roman_w_cs_times_new_roman_w_sz_w_val_24_w_szcs_w_val_24_w_lang_w_val_en_us_w_rpr_w_t_address_w_t_w_r_w_prooferr_w_type_spellend_w_r_w_rsidrpr_0082303f_w_rpr_w_rfonts_w_ascii_times_new_roman_w_hansi_times_new_roman_w_cs_times_new_roman_w_sz_w_val_24_w_szcs_w_val_24_w_lang_w_val_en_us_w_rpr_w_t_xml_space_preserve }}</w:t>
+      <w:r>
+        <w:rPr>
+          <w:rFonts w:ascii="Times New Roman" w:hAnsi="Times New Roman" w:cs="Times New Roman"/>
+          <w:sz w:val="24"/>
+          <w:szCs w:val="24"/>
+          <w:lang w:val="en-US"/>
+        </w:rPr>
+        <w:t xml:space="preserve">{{ court_address }}</w:t>
       </w:r>
     </w:p>
     <w:p>
@@ -151,7 +150,7 @@
           <w:szCs w:val="24"/>
           <w:lang w:val="en-US"/>
         </w:rPr>
-        <w:t xml:space="preserve">{{ w_t_w_r_w_prooferr_w_type_spellstart_w_r_w_rpr_w_rfonts_w_ascii_times_new_roman_w_hansi_times_new_roman_w_cs_times_new_roman_w_sz_w_val_24_w_szcs_w_val_24_w_lang_w_val_en_us_w_rpr_w_t_plaintiff_registration_address_w_t_w_r_w_prooferr_w_type_spellend_w_r_w_rpr_w_rfonts_w_ascii_times_new_roman_w_hansi_times_new_roman_w_cs_times_new_roman_w_sz_w_val_24_w_szcs_w_val_24_w_lang_w_val_en_us_w_rpr_w_t_xml_space_preserve }}</w:t>
+        <w:t xml:space="preserve">{{ plaintiff_registration_address }}</w:t>
       </w:r>
     </w:p>
     <w:p>
@@ -189,7 +188,7 @@
           <w:szCs w:val="24"/>
           <w:lang w:val="en-US"/>
         </w:rPr>
-        <w:t xml:space="preserve">{{ w_t_w_r_w_prooferr_w_type_spellstart_w_r_w_rpr_w_rfonts_w_ascii_times_new_roman_w_hansi_times_new_roman_w_cs_times_new_roman_w_sz_w_val_24_w_szcs_w_val_24_w_lang_w_val_en_us_w_rpr_w_t_passport_plaintiff_w_t_w_r_w_prooferr_w_type_spellend_w_r_w_rpr_w_rfonts_w_ascii_times_new_roman_w_hansi_times_new_roman_w_cs_times_new_roman_w_sz_w_val_24_w_szcs_w_val_24_w_lang_w_val_en_us_w_rpr_w_t_xml_space_preserve }}</w:t>
+        <w:t xml:space="preserve">{{ passport_plaintiff }}</w:t>
       </w:r>
     </w:p>
     <w:p>
@@ -244,7 +243,7 @@
           <w:szCs w:val="24"/>
           <w:lang w:val="en-US"/>
         </w:rPr>
-        <w:t xml:space="preserve">{{ w_t_w_r_w_prooferr_w_type_spellstart_w_r_w_rsidr_007559e7_w_rpr_w_rfonts_w_ascii_times_new_roman_w_hansi_times_new_roman_w_cs_times_new_roman_w_sz_w_val_24_w_szcs_w_val_24_w_lang_w_val_en_us_w_rpr_w_t_plaintiff_w_t_w_r_w_r_w_rsidr_007559e7_w_rsidrpr_007559e7_w_rpr_w_rfonts_w_ascii_times_new_roman_w_hansi_times_new_roman_w_cs_times_new_roman_w_sz_w_val_24_w_szcs_w_val_24_w_lang_w_val_en_us_w_rpr_w_t_w_t_w_r_w_r_w_rsidr_007559e7_w_rpr_w_rfonts_w_ascii_times_new_roman_w_hansi_times_new_roman_w_cs_times_new_roman_w_sz_w_val_24_w_szcs_w_val_24_w_lang_w_val_en_us_w_rpr_w_t_representative_w_t_w_r_w_prooferr_w_type_spellend_w_r_w_rsidr_007559e7_w_rpr_w_rfonts_w_ascii_times_new_roman_w_hansi_times_new_roman_w_cs_times_new_roman_w_sz_w_val_24_w_szcs_w_val_24_w_lang_w_val_en_us_w_rpr_w_t_xml_space_preserve }}</w:t>
+        <w:t xml:space="preserve">{{ plaintiff_representative }}</w:t>
       </w:r>
     </w:p>
     <w:p>
@@ -337,7 +336,7 @@
           <w:szCs w:val="24"/>
           <w:lang w:val="en-US"/>
         </w:rPr>
-        <w:t xml:space="preserve">{{ w_t_w_r_w_prooferr_w_type_spellstart_w_r_w_rsidr_007559e7_w_rpr_w_rfonts_w_ascii_times_new_roman_w_hansi_times_new_roman_w_cs_times_new_roman_w_sz_w_val_24_w_szcs_w_val_24_w_lang_w_val_en_us_w_rpr_w_t_defendant_registration_address_w_t_w_r_w_prooferr_w_type_spellend_w_r_w_rsidr_007559e7_w_rpr_w_rfonts_w_ascii_times_new_roman_w_hansi_times_new_roman_w_cs_times_new_roman_w_sz_w_val_24_w_szcs_w_val_24_w_lang_w_val_en_us_w_rpr_w_t_xml_space_preserve }}</w:t>
+        <w:t xml:space="preserve">{{ defendant_registration_address }}</w:t>
       </w:r>
     </w:p>
     <w:p>
@@ -364,7 +363,7 @@
           <w:sz w:val="24"/>
           <w:szCs w:val="24"/>
         </w:rPr>
-        <w:t xml:space="preserve">{{ w_t_w_r_w_r_w_rpr_w_rfonts_w_ascii_times_new_roman_w_hansi_times_new_roman_w_cs_times_new_roman_w_sz_w_val_24_w_szcs_w_val_24_w_lang_w_val_en_us_w_rpr_w_t_passport_w_t_w_r_w_r_w_rsidrpr_0082303f_w_rpr_w_rfonts_w_ascii_times_new_roman_w_hansi_times_new_roman_w_cs_times_new_roman_w_sz_w_val_24_w_szcs_w_val_24_w_rpr_w_t_w_t_w_r_w_r_w_rpr_w_rfonts_w_ascii_times_new_roman_w_hansi_times_new_roman_w_cs_times_new_roman_w_sz_w_val_24_w_szcs_w_val_24_w_lang_w_val_en_us_w_rpr_w_t_defendant_w_t_w_r_w_r_w_rsidrpr_0082303f_w_rpr_w_rfonts_w_ascii_times_new_roman_w_hansi_times_new_roman_w_cs_times_new_roman_w_sz_w_val_24_w_szcs_w_val_24_w_rpr_w_t_xml_space_preserve }}</w:t>
+        <w:t xml:space="preserve">{{ passport_defendant }}</w:t>
       </w:r>
     </w:p>
     <w:p>
@@ -409,7 +408,7 @@
           <w:sz w:val="24"/>
           <w:szCs w:val="24"/>
         </w:rPr>
-        <w:t xml:space="preserve">{{ w_t_w_r_w_r_w_rsidr_007559e7_w_rpr_w_rfonts_w_ascii_times_new_roman_w_hansi_times_new_roman_w_cs_times_new_roman_w_sz_w_val_24_w_szcs_w_val_24_w_lang_w_val_en_us_w_rpr_w_t_plaintiff_w_t_w_r_w_r_w_rsidr_007559e7_w_rsidrpr_007559e7_w_rpr_w_rfonts_w_ascii_times_new_roman_w_hansi_times_new_roman_w_cs_times_new_roman_w_sz_w_val_24_w_szcs_w_val_24_w_rpr_w_t_xml_space_preserve }}</w:t>
+        <w:t xml:space="preserve">{{ plaintiff }}</w:t>
       </w:r>
       <w:r>
         <w:rPr>
@@ -425,7 +424,7 @@
           <w:sz w:val="24"/>
           <w:szCs w:val="24"/>
         </w:rPr>
-        <w:t xml:space="preserve">{{ w_t_w_r_w_r_w_rsidr_007559e7_w_rpr_w_rfonts_w_ascii_times_new_roman_w_hansi_times_new_roman_w_cs_times_new_roman_w_sz_w_val_24_w_szcs_w_val_24_w_lang_w_val_en_us_w_rpr_w_t_date_w_t_w_r_w_r_w_rsidr_007559e7_w_rsidrpr_007559e7_w_rpr_w_rfonts_w_ascii_times_new_roman_w_hansi_times_new_roman_w_cs_times_new_roman_w_sz_w_val_24_w_szcs_w_val_24_w_rpr_w_t_w_t_w_r_w_r_w_rsidr_007559e7_w_rpr_w_rfonts_w_ascii_times_new_roman_w_hansi_times_new_roman_w_cs_times_new_roman_w_sz_w_val_24_w_szcs_w_val_24_w_lang_w_val_en_us_w_rpr_w_t_to_w_t_w_r_w_r_w_rsidr_007559e7_w_rsidrpr_007559e7_w_rpr_w_rfonts_w_ascii_times_new_roman_w_hansi_times_new_roman_w_cs_times_new_roman_w_sz_w_val_24_w_szcs_w_val_24_w_rpr_w_t_xml_space_preserve }}</w:t>
+        <w:t xml:space="preserve">{{ date_to }}</w:t>
       </w:r>
       <w:r>
         <w:rPr>
@@ -441,7 +440,7 @@
           <w:sz w:val="24"/>
           <w:szCs w:val="24"/>
         </w:rPr>
-        <w:t xml:space="preserve">{{ w_t_w_r_w_r_w_rsidr_007559e7_w_rpr_w_rfonts_w_ascii_times_new_roman_w_hansi_times_new_roman_w_cs_times_new_roman_w_sz_w_val_24_w_szcs_w_val_24_w_lang_w_val_en_us_w_rpr_w_t_children_w_t_w_r_w_r_w_rsidr_007559e7_w_rsidrpr_007559e7_w_rpr_w_rfonts_w_ascii_times_new_roman_w_hansi_times_new_roman_w_cs_times_new_roman_w_sz_w_val_24_w_szcs_w_val_24_w_rpr_w_t_w_t_w_r_w_r_w_rsidr_007559e7_w_rpr_w_rfonts_w_ascii_times_new_roman_w_hansi_times_new_roman_w_cs_times_new_roman_w_sz_w_val_24_w_szcs_w_val_24_w_lang_w_val_en_us_w_rpr_w_t_name_w_t_w_r_w_r_w_rsidr_007559e7_w_rsidrpr_007559e7_w_rpr_w_rfonts_w_ascii_times_new_roman_w_hansi_times_new_roman_w_cs_times_new_roman_w_sz_w_val_24_w_szcs_w_val_24_w_rpr_w_t_w_t_w_r_w_r_w_rsidr_0082303f_w_rpr_w_rfonts_w_ascii_times_new_roman_w_hansi_times_new_roman_w_cs_times_new_roman_w_sz_w_val_24_w_szcs_w_val_24_w_lang_w_val_en_us_w_rpr_w_t_text_w_t_w_r_w_r_w_rsidr_007559e7_w_rsidrpr_007559e7_w_rpr_w_rfonts_w_ascii_times_new_roman_w_hansi_times_new_roman_w_cs_times_new_roman_w_sz_w_val_24_w_szcs_w_val_24_w_rpr_w_t_xml_space_preserve }} {{ w_t_w_r_w_r_w_rsidr_007559e7_w_rpr_w_rfonts_w_ascii_times_new_roman_w_hansi_times_new_roman_w_cs_times_new_roman_w_sz_w_val_24_w_szcs_w_val_24_w_lang_w_val_en_us_w_rpr_w_t_children_w_t_w_r_w_r_w_rsidr_007559e7_w_rsidrpr_007559e7_w_rpr_w_rfonts_w_ascii_times_new_roman_w_hansi_times_new_roman_w_cs_times_new_roman_w_sz_w_val_24_w_szcs_w_val_24_w_rpr_w_t_w_t_w_r_w_r_w_rsidr_007559e7_w_rpr_w_rfonts_w_ascii_times_new_roman_w_hansi_times_new_roman_w_cs_times_new_roman_w_sz_w_val_24_w_szcs_w_val_24_w_lang_w_val_en_us_w_rpr_w_t_year_w_t_w_r_w_r_w_rsidr_007559e7_w_rsidrpr_007559e7_w_rpr_w_rfonts_w_ascii_times_new_roman_w_hansi_times_new_roman_w_cs_times_new_roman_w_sz_w_val_24_w_szcs_w_val_24_w_rpr_w_t_w_t_w_r_w_r_w_rsidr_007559e7_w_rpr_w_rfonts_w_ascii_times_new_roman_w_hansi_times_new_roman_w_cs_times_new_roman_w_sz_w_val_24_w_szcs_w_val_24_w_lang_w_val_en_us_w_rpr_w_t_of_w_t_w_r_w_r_w_rsidr_007559e7_w_rsidrpr_007559e7_w_rpr_w_rfonts_w_ascii_times_new_roman_w_hansi_times_new_roman_w_cs_times_new_roman_w_sz_w_val_24_w_szcs_w_val_24_w_rpr_w_t_w_t_w_r_w_r_w_rsidr_007559e7_w_rpr_w_rfonts_w_ascii_times_new_roman_w_hansi_times_new_roman_w_cs_times_new_roman_w_sz_w_val_24_w_szcs_w_val_24_w_lang_w_val_en_us_w_rpr_w_t_birth_w_t_w_r_w_r_w_rsidr_007559e7_w_rsidrpr_007559e7_w_rpr_w_rfonts_w_ascii_times_new_roman_w_hansi_times_new_roman_w_cs_times_new_roman_w_sz_w_val_24_w_szcs_w_val_24_w_rpr_w_t_xml_space_preserve }}</w:t>
+        <w:t xml:space="preserve">{{ children_name_text }} {{ children_year_of_birth }}</w:t>
       </w:r>
       <w:r>
         <w:rPr>
@@ -457,7 +456,7 @@
           <w:sz w:val="24"/>
           <w:szCs w:val="24"/>
         </w:rPr>
-        <w:t xml:space="preserve">{{ w_t_w_r_w_r_w_rsidr_007559e7_w_rpr_w_rfonts_w_ascii_times_new_roman_w_hansi_times_new_roman_w_cs_times_new_roman_w_sz_w_val_24_w_szcs_w_val_24_w_lang_w_val_en_us_w_rpr_w_t_defendant_w_t_w_r_w_r_w_rsidr_007559e7_w_rsidrpr_007559e7_w_rpr_w_rfonts_w_ascii_times_new_roman_w_hansi_times_new_roman_w_cs_times_new_roman_w_sz_w_val_24_w_szcs_w_val_24_w_rpr_w_t_w_t_w_r_w_r_w_rsidr_0082303f_w_rpr_w_rfonts_w_ascii_times_new_roman_w_hansi_times_new_roman_w_cs_times_new_roman_w_sz_w_val_24_w_szcs_w_val_24_w_lang_w_val_en_us_w_rpr_w_t_text_w_t_w_r_w_r_w_rsidr_0082303f_w_rsidrpr_0082303f_w_rpr_w_rfonts_w_ascii_times_new_roman_w_hansi_times_new_roman_w_cs_times_new_roman_w_sz_w_val_24_w_szcs_w_val_24_w_rpr_w_t_w_t_w_r_w_r_w_rsidr_0082303f_w_rpr_w_rfonts_w_ascii_times_new_roman_w_hansi_times_new_roman_w_cs_times_new_roman_w_sz_w_val_24_w_szcs_w_val_24_w_lang_w_val_en_us_w_rpr_w_t_fourth_w_t_w_r_w_r_w_rsidr_007559e7_w_rsidrpr_007559e7_w_rpr_w_rfonts_w_ascii_times_new_roman_w_hansi_times_new_roman_w_cs_times_new_roman_w_sz_w_val_24_w_szcs_w_val_24_w_rpr_w_t_xml_space_preserve }}</w:t>
+        <w:t xml:space="preserve">{{ defendant_text_fourth }}</w:t>
       </w:r>
       <w:r>
         <w:rPr>
@@ -473,7 +472,7 @@
           <w:sz w:val="24"/>
           <w:szCs w:val="24"/>
         </w:rPr>
-        <w:t xml:space="preserve">{{ w_t_w_r_w_r_w_rsidr_007559e7_w_rpr_w_rfonts_w_ascii_times_new_roman_w_hansi_times_new_roman_w_cs_times_new_roman_w_sz_w_val_24_w_szcs_w_val_24_w_lang_w_val_en_us_w_rpr_w_t_leave_w_t_w_r_w_r_w_rsidr_007559e7_w_rsidrpr_007559e7_w_rpr_w_rfonts_w_ascii_times_new_roman_w_hansi_times_new_roman_w_cs_times_new_roman_w_sz_w_val_24_w_szcs_w_val_24_w_rpr_w_t_w_t_w_r_w_r_w_rsidr_007559e7_w_rpr_w_rfonts_w_ascii_times_new_roman_w_hansi_times_new_roman_w_cs_times_new_roman_w_sz_w_val_24_w_szcs_w_val_24_w_lang_w_val_en_us_w_rpr_w_t_family_w_t_w_r_w_r_w_rsidr_007559e7_w_rsidrpr_007559e7_w_rpr_w_rfonts_w_ascii_times_new_roman_w_hansi_times_new_roman_w_cs_times_new_roman_w_sz_w_val_24_w_szcs_w_val_24_w_rpr_w_t_w_t_w_r_w_r_w_rsidr_007559e7_w_rpr_w_rfonts_w_ascii_times_new_roman_w_hansi_times_new_roman_w_cs_times_new_roman_w_sz_w_val_24_w_szcs_w_val_24_w_lang_w_val_en_us_w_rpr_w_t_date_w_t_w_r_w_r_w_rsidr_007559e7_w_rsidrpr_007559e7_w_rpr_w_rfonts_w_ascii_times_new_roman_w_hansi_times_new_roman_w_cs_times_new_roman_w_sz_w_val_24_w_szcs_w_val_24_w_rpr_w_t_xml_space_preserve }}</w:t>
+        <w:t xml:space="preserve">{{ leave_family_date }}</w:t>
       </w:r>
       <w:r>
         <w:rPr>
@@ -515,7 +514,7 @@
           <w:sz w:val="24"/>
           <w:szCs w:val="24"/>
         </w:rPr>
-        <w:t xml:space="preserve">{{ w_t_w_r_w_r_w_rsidr_007559e7_w_rpr_w_rfonts_w_ascii_times_new_roman_w_hansi_times_new_roman_w_cs_times_new_roman_w_sz_w_val_24_w_szcs_w_val_24_w_lang_w_val_en_us_w_rpr_w_t_plot_w_t_w_r_w_r_w_rsidr_007559e7_w_rsidrpr_007559e7_w_rpr_w_rfonts_w_ascii_times_new_roman_w_hansi_times_new_roman_w_cs_times_new_roman_w_sz_w_val_24_w_szcs_w_val_24_w_rpr_w_t_w_t_w_r_w_r_w_rsidr_007559e7_w_rpr_w_rfonts_w_ascii_times_new_roman_w_hansi_times_new_roman_w_cs_times_new_roman_w_sz_w_val_24_w_szcs_w_val_24_w_lang_w_val_en_us_w_rpr_w_t_num_w_t_w_r_w_r_w_rsidr_007559e7_w_rsidrpr_007559e7_w_rpr_w_rfonts_w_ascii_times_new_roman_w_hansi_times_new_roman_w_cs_times_new_roman_w_sz_w_val_24_w_szcs_w_val_24_w_rpr_w_t_xml_space_preserve }}</w:t>
+        <w:t xml:space="preserve">{{ plot_num }}</w:t>
       </w:r>
       <w:r>
         <w:rPr>
@@ -531,7 +530,7 @@
           <w:sz w:val="24"/>
           <w:szCs w:val="24"/>
         </w:rPr>
-        <w:t xml:space="preserve">{{ w_t_w_r_w_r_w_rsidr_007559e7_w_rpr_w_rfonts_w_ascii_times_new_roman_w_hansi_times_new_roman_w_cs_times_new_roman_w_sz_w_val_24_w_szcs_w_val_24_w_lang_w_val_en_us_w_rpr_w_t_plot_w_t_w_r_w_r_w_rsidr_007559e7_w_rsidrpr_007559e7_w_rpr_w_rfonts_w_ascii_times_new_roman_w_hansi_times_new_roman_w_cs_times_new_roman_w_sz_w_val_24_w_szcs_w_val_24_w_rpr_w_t_w_t_w_r_w_r_w_rsidr_007559e7_w_rpr_w_rfonts_w_ascii_times_new_roman_w_hansi_times_new_roman_w_cs_times_new_roman_w_sz_w_val_24_w_szcs_w_val_24_w_lang_w_val_en_us_w_rpr_w_t_address_w_t_w_r_w_r_w_rsidr_007559e7_w_rsidrpr_007559e7_w_rpr_w_rfonts_w_ascii_times_new_roman_w_hansi_times_new_roman_w_cs_times_new_roman_w_sz_w_val_24_w_szcs_w_val_24_w_rpr_w_t_xml_space_preserve }}</w:t>
+        <w:t xml:space="preserve">{{ plot_address }}</w:t>
       </w:r>
       <w:r>
         <w:rPr>
@@ -547,7 +546,7 @@
           <w:sz w:val="24"/>
           <w:szCs w:val="24"/>
         </w:rPr>
-        <w:t xml:space="preserve">{{ w_t_w_r_w_r_w_rsidr_007559e7_w_rpr_w_rfonts_w_ascii_times_new_roman_w_hansi_times_new_roman_w_cs_times_new_roman_w_sz_w_val_24_w_szcs_w_val_24_w_lang_w_val_en_us_w_rpr_w_t_plot_w_t_w_r_w_r_w_rsidr_007559e7_w_rsidrpr_007559e7_w_rpr_w_rfonts_w_ascii_times_new_roman_w_hansi_times_new_roman_w_cs_times_new_roman_w_sz_w_val_24_w_szcs_w_val_24_w_rpr_w_t_w_t_w_r_w_r_w_rsidr_007559e7_w_rpr_w_rfonts_w_ascii_times_new_roman_w_hansi_times_new_roman_w_cs_times_new_roman_w_sz_w_val_24_w_szcs_w_val_24_w_lang_w_val_en_us_w_rpr_w_t_date_w_t_w_r_w_r_w_rsidr_007559e7_w_rsidrpr_007559e7_w_rpr_w_rfonts_w_ascii_times_new_roman_w_hansi_times_new_roman_w_cs_times_new_roman_w_sz_w_val_24_w_szcs_w_val_24_w_rpr_w_t_xml_space_preserve }}</w:t>
+        <w:t xml:space="preserve">{{ plot_date }}</w:t>
       </w:r>
       <w:r>
         <w:rPr>
@@ -581,7 +580,7 @@
           <w:sz w:val="24"/>
           <w:szCs w:val="24"/>
         </w:rPr>
-        <w:t xml:space="preserve">{{ w_t_w_r_w_r_w_rsidr_007559e7_w_rpr_w_rfonts_w_ascii_times_new_roman_w_hansi_times_new_roman_w_cs_times_new_roman_w_sz_w_val_24_w_szcs_w_val_24_w_lang_w_val_en_us_w_rpr_w_t_defendant_w_t_w_r_w_r_w_rsidr_007559e7_w_rsidrpr_007559e7_w_rpr_w_rfonts_w_ascii_times_new_roman_w_hansi_times_new_roman_w_cs_times_new_roman_w_sz_w_val_24_w_szcs_w_val_24_w_rpr_w_t_xml_space_preserve }}</w:t>
+        <w:t xml:space="preserve">{{ defendant }}</w:t>
       </w:r>
       <w:r>
         <w:rPr>
@@ -639,7 +638,7 @@
           <w:sz w:val="24"/>
           <w:szCs w:val="24"/>
         </w:rPr>
-        <w:t xml:space="preserve">{{ w_t_w_r_w_r_w_rsidr_007559e7_w_rpr_w_rfonts_w_ascii_times_new_roman_w_hansi_times_new_roman_w_cs_times_new_roman_w_sz_w_val_24_w_szcs_w_val_24_w_lang_w_val_en_us_w_rpr_w_t_defendant_w_t_w_r_w_r_w_rsidr_007559e7_w_rsidrpr_007559e7_w_rpr_w_rfonts_w_ascii_times_new_roman_w_hansi_times_new_roman_w_cs_times_new_roman_w_sz_w_val_24_w_szcs_w_val_24_w_rpr_w_t_w_t_w_r_w_r_w_rsidr_0082303f_w_rpr_w_rfonts_w_ascii_times_new_roman_w_hansi_times_new_roman_w_cs_times_new_roman_w_sz_w_val_24_w_szcs_w_val_24_w_lang_w_val_en_us_w_rpr_w_t_text_w_t_w_r_w_r_w_rsidr_007559e7_w_rsidrpr_007559e7_w_rpr_w_rfonts_w_ascii_times_new_roman_w_hansi_times_new_roman_w_cs_times_new_roman_w_sz_w_val_24_w_szcs_w_val_24_w_rpr_w_t_xml_space_preserve }}</w:t>
+        <w:t xml:space="preserve">{{ defendant_text }}</w:t>
       </w:r>
       <w:r>
         <w:rPr>
@@ -655,7 +654,7 @@
           <w:sz w:val="24"/>
           <w:szCs w:val="24"/>
         </w:rPr>
-        <w:t xml:space="preserve">{{ w_t_w_r_w_r_w_rsidr_007559e7_w_rpr_w_rfonts_w_ascii_times_new_roman_w_hansi_times_new_roman_w_cs_times_new_roman_w_sz_w_val_24_w_szcs_w_val_24_w_lang_w_val_en_us_w_rpr_w_t_part_w_t_w_r_w_r_w_rsidr_007559e7_w_rsidrpr_007559e7_w_rpr_w_rfonts_w_ascii_times_new_roman_w_hansi_times_new_roman_w_cs_times_new_roman_w_sz_w_val_24_w_szcs_w_val_24_w_rpr_w_t_xml_space_preserve }} </w:t>
+        <w:t xml:space="preserve">{{ part }} </w:t>
       </w:r>
       <w:r>
         <w:rPr>
@@ -671,7 +670,7 @@
           <w:sz w:val="24"/>
           <w:szCs w:val="24"/>
         </w:rPr>
-        <w:t xml:space="preserve">{{ w_t_w_r_w_r_w_rsidr_007559e7_w_rpr_w_rfonts_w_ascii_times_new_roman_w_hansi_times_new_roman_w_cs_times_new_roman_w_sz_w_val_24_w_szcs_w_val_24_w_lang_w_val_en_us_w_rpr_w_t_children_w_t_w_r_w_r_w_rsidr_007559e7_w_rsidrpr_007559e7_w_rpr_w_rfonts_w_ascii_times_new_roman_w_hansi_times_new_roman_w_cs_times_new_roman_w_sz_w_val_24_w_szcs_w_val_24_w_rpr_w_t_w_t_w_r_w_r_w_rsidr_007559e7_w_rpr_w_rfonts_w_ascii_times_new_roman_w_hansi_times_new_roman_w_cs_times_new_roman_w_sz_w_val_24_w_szcs_w_val_24_w_lang_w_val_en_us_w_rpr_w_t_name_w_t_w_r_w_r_w_rsidr_007559e7_w_rsidrpr_007559e7_w_rpr_w_rfonts_w_ascii_times_new_roman_w_hansi_times_new_roman_w_cs_times_new_roman_w_sz_w_val_24_w_szcs_w_val_24_w_rpr_w_t_w_t_w_r_w_r_w_rsidr_0082303f_w_rpr_w_rfonts_w_ascii_times_new_roman_w_hansi_times_new_roman_w_cs_times_new_roman_w_sz_w_val_24_w_szcs_w_val_24_w_lang_w_val_en_us_w_rpr_w_t_text_w_t_w_r_w_r_w_rsidr_007559e7_w_rsidrpr_007559e7_w_rpr_w_rfonts_w_ascii_times_new_roman_w_hansi_times_new_roman_w_cs_times_new_roman_w_sz_w_val_24_w_szcs_w_val_24_w_rpr_w_t_xml_space_preserve }}</w:t>
+        <w:t xml:space="preserve">{{ children_name_text }}</w:t>
       </w:r>
       <w:r>
         <w:rPr>
@@ -720,7 +719,7 @@
           <w:szCs w:val="24"/>
           <w:lang w:val="en-US"/>
         </w:rPr>
-        <w:t xml:space="preserve">{{ w_t_w_r_w_r_w_rsidr_0082303f_w_rpr_w_rfonts_w_ascii_times_new_roman_w_hansi_times_new_roman_w_cs_times_new_roman_w_i_w_ics_w_sz_w_val_24_w_szcs_w_val_24_w_lang_w_val_en_us_w_rpr_w_t_signature_w_t_w_r_w_r_w_rsidrpr_007559e7_w_rpr_w_rfonts_w_ascii_times_new_roman_w_hansi_times_new_roman_w_cs_times_new_roman_w_i_w_ics_w_sz_w_val_24_w_szcs_w_val_24_w_lang_w_val_en_us_w_rpr_w_t_xml_space_preserve }}</w:t>
+        <w:t xml:space="preserve">{{ signature }}</w:t>
       </w:r>
       <w:r>
         <w:rPr>
